--- a/07-Recrutement-Vivier/PROTOCOLE-RESILIATION-AMIABLE-VIV0010.docx
+++ b/07-Recrutement-Vivier/PROTOCOLE-RESILIATION-AMIABLE-VIV0010.docx
@@ -4,7 +4,7 @@
   <w:body>
     <w:p>
       <w:pPr>
-        <w:spacing w:after="60"/>
+        <w:spacing w:after="50"/>
         <w:jc w:val="center"/>
       </w:pPr>
       <w:r>
@@ -12,8 +12,8 @@
           <w:rFonts w:ascii="Calibri" w:cs="Calibri" w:eastAsia="Calibri" w:hAnsi="Calibri"/>
           <w:b/>
           <w:bCs/>
-          <w:sz w:val="30"/>
-          <w:szCs w:val="30"/>
+          <w:sz w:val="28"/>
+          <w:szCs w:val="28"/>
         </w:rPr>
         <w:t xml:space="preserve">PROTOCOLE DE RÉSILIATION AMIABLE</w:t>
       </w:r>
@@ -23,344 +23,794 @@
         <w:pBdr>
           <w:bottom w:val="single" w:color="999999" w:sz="6" w:space="12"/>
         </w:pBdr>
-        <w:spacing w:after="340"/>
+        <w:spacing w:after="300"/>
         <w:jc w:val="center"/>
       </w:pPr>
       <w:r>
         <w:rPr>
           <w:rFonts w:ascii="Calibri" w:cs="Calibri" w:eastAsia="Calibri" w:hAnsi="Calibri"/>
-          <w:sz w:val="24"/>
-          <w:szCs w:val="24"/>
+          <w:sz w:val="23"/>
+          <w:szCs w:val="23"/>
         </w:rPr>
         <w:t xml:space="preserve">du contrat de prestation de services du 30 juin 2026</w:t>
       </w:r>
     </w:p>
     <w:p>
       <w:pPr>
-        <w:spacing w:after="180"/>
-      </w:pPr>
-      <w:r>
-        <w:rPr>
-          <w:rFonts w:ascii="Calibri" w:cs="Calibri" w:eastAsia="Calibri" w:hAnsi="Calibri"/>
-          <w:b/>
-          <w:bCs/>
-          <w:sz w:val="22"/>
-          <w:szCs w:val="22"/>
+        <w:spacing w:after="160"/>
+      </w:pPr>
+      <w:r>
+        <w:rPr>
+          <w:rFonts w:ascii="Calibri" w:cs="Calibri" w:eastAsia="Calibri" w:hAnsi="Calibri"/>
+          <w:b/>
+          <w:bCs/>
+          <w:sz w:val="21"/>
+          <w:szCs w:val="21"/>
         </w:rPr>
         <w:t xml:space="preserve">Entre les soussignés :</w:t>
       </w:r>
     </w:p>
     <w:p>
       <w:pPr>
-        <w:spacing w:after="140"/>
-      </w:pPr>
-      <w:r>
-        <w:rPr>
-          <w:rFonts w:ascii="Calibri" w:cs="Calibri" w:eastAsia="Calibri" w:hAnsi="Calibri"/>
-          <w:b/>
-          <w:bCs/>
-          <w:sz w:val="22"/>
-          <w:szCs w:val="22"/>
+        <w:spacing w:after="130"/>
+      </w:pPr>
+      <w:r>
+        <w:rPr>
+          <w:rFonts w:ascii="Calibri" w:cs="Calibri" w:eastAsia="Calibri" w:hAnsi="Calibri"/>
+          <w:b/>
+          <w:bCs/>
+          <w:sz w:val="21"/>
+          <w:szCs w:val="21"/>
         </w:rPr>
         <w:t xml:space="preserve">VJUS</w:t>
       </w:r>
       <w:r>
         <w:rPr>
           <w:rFonts w:ascii="Calibri" w:cs="Calibri" w:eastAsia="Calibri" w:hAnsi="Calibri"/>
-          <w:sz w:val="22"/>
-          <w:szCs w:val="22"/>
+          <w:sz w:val="21"/>
+          <w:szCs w:val="21"/>
         </w:rPr>
         <w:t xml:space="preserve">, société de droit malgache, NIF 6018198778, STAT 74908 11 2023 0 06077, RCS 102071032469, dont le siège social est situé Lot IIE 21 A ter, Antananarivo (Madagascar), exploitant son activité sous le nom commercial « Salverys », représentée par M. Valérien Rakotosalama, en sa qualité de Gérant, dûment habilité,</w:t>
       </w:r>
     </w:p>
     <w:p>
       <w:pPr>
+        <w:spacing w:after="150"/>
+      </w:pPr>
+      <w:r>
+        <w:rPr>
+          <w:rFonts w:ascii="Calibri" w:cs="Calibri" w:eastAsia="Calibri" w:hAnsi="Calibri"/>
+          <w:sz w:val="21"/>
+          <w:szCs w:val="21"/>
+        </w:rPr>
+        <w:t xml:space="preserve">Ci-après dénommée « la Société »,</w:t>
+      </w:r>
+    </w:p>
+    <w:p>
+      <w:pPr>
+        <w:spacing w:after="150"/>
+      </w:pPr>
+      <w:r>
+        <w:rPr>
+          <w:rFonts w:ascii="Calibri" w:cs="Calibri" w:eastAsia="Calibri" w:hAnsi="Calibri"/>
+          <w:sz w:val="21"/>
+          <w:szCs w:val="21"/>
+        </w:rPr>
+        <w:t xml:space="preserve">Et</w:t>
+      </w:r>
+    </w:p>
+    <w:p>
+      <w:pPr>
+        <w:spacing w:after="130"/>
+      </w:pPr>
+      <w:r>
+        <w:rPr>
+          <w:rFonts w:ascii="Calibri" w:cs="Calibri" w:eastAsia="Calibri" w:hAnsi="Calibri"/>
+          <w:b/>
+          <w:bCs/>
+          <w:sz w:val="21"/>
+          <w:szCs w:val="21"/>
+        </w:rPr>
+        <w:t xml:space="preserve">Mme Vololoniaina Randrianasinoro</w:t>
+      </w:r>
+      <w:r>
+        <w:rPr>
+          <w:rFonts w:ascii="Calibri" w:cs="Calibri" w:eastAsia="Calibri" w:hAnsi="Calibri"/>
+          <w:sz w:val="21"/>
+          <w:szCs w:val="21"/>
+        </w:rPr>
+        <w:t xml:space="preserve">, consultante indépendante en développement commercial, demeurant 737 bis parcelle 13/74 Tanambao V, Toamasina 501 (Madagascar),</w:t>
+      </w:r>
+    </w:p>
+    <w:p>
+      <w:pPr>
+        <w:spacing w:after="150"/>
+      </w:pPr>
+      <w:r>
+        <w:rPr>
+          <w:rFonts w:ascii="Calibri" w:cs="Calibri" w:eastAsia="Calibri" w:hAnsi="Calibri"/>
+          <w:sz w:val="21"/>
+          <w:szCs w:val="21"/>
+        </w:rPr>
+        <w:t xml:space="preserve">Ci-après dénommée « la Prestataire »,</w:t>
+      </w:r>
+    </w:p>
+    <w:p>
+      <w:pPr>
         <w:spacing w:after="220"/>
       </w:pPr>
       <w:r>
         <w:rPr>
           <w:rFonts w:ascii="Calibri" w:cs="Calibri" w:eastAsia="Calibri" w:hAnsi="Calibri"/>
-          <w:sz w:val="22"/>
-          <w:szCs w:val="22"/>
-        </w:rPr>
-        <w:t xml:space="preserve">Ci-après dénommée « la Société »,</w:t>
-      </w:r>
-    </w:p>
-    <w:p>
-      <w:pPr>
-        <w:spacing w:after="140"/>
-      </w:pPr>
-      <w:r>
-        <w:rPr>
-          <w:rFonts w:ascii="Calibri" w:cs="Calibri" w:eastAsia="Calibri" w:hAnsi="Calibri"/>
-          <w:b/>
-          <w:bCs/>
-          <w:sz w:val="22"/>
-          <w:szCs w:val="22"/>
-        </w:rPr>
-        <w:t xml:space="preserve">Mme Vololoniaina Randrianasinoro</w:t>
-      </w:r>
-      <w:r>
-        <w:rPr>
-          <w:rFonts w:ascii="Calibri" w:cs="Calibri" w:eastAsia="Calibri" w:hAnsi="Calibri"/>
-          <w:sz w:val="22"/>
-          <w:szCs w:val="22"/>
-        </w:rPr>
-        <w:t xml:space="preserve">, consultante indépendante en développement commercial, demeurant 737 bis parcelle 13/74 Tanambao V, Toamasina 501 (Madagascar),</w:t>
-      </w:r>
-    </w:p>
-    <w:p>
-      <w:pPr>
-        <w:spacing w:after="220"/>
-      </w:pPr>
-      <w:r>
-        <w:rPr>
-          <w:rFonts w:ascii="Calibri" w:cs="Calibri" w:eastAsia="Calibri" w:hAnsi="Calibri"/>
-          <w:sz w:val="22"/>
-          <w:szCs w:val="22"/>
-        </w:rPr>
-        <w:t xml:space="preserve">Ci-après dénommée « la Prestataire »,</w:t>
-      </w:r>
-    </w:p>
-    <w:p>
-      <w:pPr>
-        <w:spacing w:after="260"/>
-      </w:pPr>
-      <w:r>
-        <w:rPr>
-          <w:rFonts w:ascii="Calibri" w:cs="Calibri" w:eastAsia="Calibri" w:hAnsi="Calibri"/>
-          <w:sz w:val="22"/>
-          <w:szCs w:val="22"/>
+          <w:sz w:val="21"/>
+          <w:szCs w:val="21"/>
         </w:rPr>
         <w:t xml:space="preserve">Ensemble dénommées « les Parties », et individuellement « une Partie ».</w:t>
       </w:r>
     </w:p>
     <w:p>
       <w:pPr>
-        <w:spacing w:after="60"/>
-      </w:pPr>
-      <w:r>
-        <w:rPr>
-          <w:rFonts w:ascii="Calibri" w:cs="Calibri" w:eastAsia="Calibri" w:hAnsi="Calibri"/>
-          <w:b/>
-          <w:bCs/>
-          <w:sz w:val="22"/>
-          <w:szCs w:val="22"/>
+        <w:spacing w:after="40"/>
+      </w:pPr>
+      <w:r>
+        <w:rPr>
+          <w:rFonts w:ascii="Calibri" w:cs="Calibri" w:eastAsia="Calibri" w:hAnsi="Calibri"/>
+          <w:b/>
+          <w:bCs/>
+          <w:sz w:val="21"/>
+          <w:szCs w:val="21"/>
         </w:rPr>
         <w:t xml:space="preserve">Il a été convenu ce qui suit :</w:t>
       </w:r>
     </w:p>
     <w:p>
       <w:pPr>
-        <w:spacing w:after="130" w:before="260"/>
-      </w:pPr>
-      <w:r>
-        <w:rPr>
-          <w:rFonts w:ascii="Calibri" w:cs="Calibri" w:eastAsia="Calibri" w:hAnsi="Calibri"/>
-          <w:b/>
-          <w:bCs/>
-          <w:sz w:val="24"/>
-          <w:szCs w:val="24"/>
+        <w:spacing w:after="120" w:before="250"/>
+      </w:pPr>
+      <w:r>
+        <w:rPr>
+          <w:rFonts w:ascii="Calibri" w:cs="Calibri" w:eastAsia="Calibri" w:hAnsi="Calibri"/>
+          <w:b/>
+          <w:bCs/>
+          <w:sz w:val="23"/>
+          <w:szCs w:val="23"/>
         </w:rPr>
         <w:t xml:space="preserve">Article 1 — Objet</w:t>
       </w:r>
     </w:p>
     <w:p>
       <w:pPr>
-        <w:spacing w:after="140"/>
-      </w:pPr>
-      <w:r>
-        <w:rPr>
-          <w:rFonts w:ascii="Calibri" w:cs="Calibri" w:eastAsia="Calibri" w:hAnsi="Calibri"/>
-          <w:sz w:val="22"/>
-          <w:szCs w:val="22"/>
-        </w:rPr>
-        <w:t xml:space="preserve">Les Parties conviennent, d'un commun accord et sans qu'aucune faute ne soit imputée à l'une ou à l'autre, de mettre fin par anticipation au contrat de prestation de services de développement commercial B2B conclu entre elles le 30 juin 2026.</w:t>
-      </w:r>
-    </w:p>
-    <w:p>
-      <w:pPr>
-        <w:spacing w:after="130" w:before="260"/>
-      </w:pPr>
-      <w:r>
-        <w:rPr>
-          <w:rFonts w:ascii="Calibri" w:cs="Calibri" w:eastAsia="Calibri" w:hAnsi="Calibri"/>
-          <w:b/>
-          <w:bCs/>
-          <w:sz w:val="24"/>
-          <w:szCs w:val="24"/>
-        </w:rPr>
-        <w:t xml:space="preserve">Article 2 — Date d'effet</w:t>
-      </w:r>
-    </w:p>
-    <w:p>
-      <w:pPr>
-        <w:spacing w:after="140"/>
-      </w:pPr>
-      <w:r>
-        <w:rPr>
-          <w:rFonts w:ascii="Calibri" w:cs="Calibri" w:eastAsia="Calibri" w:hAnsi="Calibri"/>
-          <w:sz w:val="22"/>
-          <w:szCs w:val="22"/>
-        </w:rPr>
-        <w:t xml:space="preserve">Le contrat prend fin à la date de signature du présent protocole. À compter de cette date, la Prestataire est déliée de toute obligation d'exécution au titre de la mission, et la Société de toute obligation de rémunération autre que celle prévue à l'article 3.</w:t>
-      </w:r>
-    </w:p>
-    <w:p>
-      <w:pPr>
-        <w:spacing w:after="130" w:before="260"/>
-      </w:pPr>
-      <w:r>
-        <w:rPr>
-          <w:rFonts w:ascii="Calibri" w:cs="Calibri" w:eastAsia="Calibri" w:hAnsi="Calibri"/>
-          <w:b/>
-          <w:bCs/>
-          <w:sz w:val="24"/>
-          <w:szCs w:val="24"/>
-        </w:rPr>
-        <w:t xml:space="preserve">Article 3 — Règlement final</w:t>
-      </w:r>
-    </w:p>
-    <w:p>
-      <w:pPr>
-        <w:spacing w:after="140"/>
-      </w:pPr>
-      <w:r>
-        <w:rPr>
-          <w:rFonts w:ascii="Calibri" w:cs="Calibri" w:eastAsia="Calibri" w:hAnsi="Calibri"/>
-          <w:sz w:val="22"/>
-          <w:szCs w:val="22"/>
-        </w:rPr>
-        <w:t xml:space="preserve">La Société verse à la Prestataire, sur émission de sa facture et dans les conditions de l'article 5.2 du contrat, une indemnité transactionnelle forfaitaire et définitive de </w:t>
-      </w:r>
-      <w:r>
-        <w:rPr>
-          <w:rFonts w:ascii="Calibri" w:cs="Calibri" w:eastAsia="Calibri" w:hAnsi="Calibri"/>
-          <w:b/>
-          <w:bCs/>
-          <w:sz w:val="22"/>
-          <w:szCs w:val="22"/>
-        </w:rPr>
-        <w:t xml:space="preserve">1 000 000 Ar</w:t>
-      </w:r>
-      <w:r>
-        <w:rPr>
-          <w:rFonts w:ascii="Calibri" w:cs="Calibri" w:eastAsia="Calibri" w:hAnsi="Calibri"/>
-          <w:sz w:val="22"/>
-          <w:szCs w:val="22"/>
-        </w:rPr>
-        <w:t xml:space="preserve"> (un million d'ariary), les honoraires du mois de juillet 2026 ayant déjà été réglés.</w:t>
-      </w:r>
-    </w:p>
-    <w:p>
-      <w:pPr>
-        <w:spacing w:after="140"/>
-      </w:pPr>
-      <w:r>
-        <w:rPr>
-          <w:rFonts w:ascii="Calibri" w:cs="Calibri" w:eastAsia="Calibri" w:hAnsi="Calibri"/>
-          <w:sz w:val="22"/>
-          <w:szCs w:val="22"/>
-        </w:rPr>
-        <w:t xml:space="preserve">Les Parties conviennent expressément que cette somme, arrêtée d'un commun accord et à titre transactionnel, </w:t>
-      </w:r>
-      <w:r>
-        <w:rPr>
-          <w:rFonts w:ascii="Calibri" w:cs="Calibri" w:eastAsia="Calibri" w:hAnsi="Calibri"/>
-          <w:b/>
-          <w:bCs/>
-          <w:sz w:val="22"/>
-          <w:szCs w:val="22"/>
-        </w:rPr>
-        <w:t xml:space="preserve">solde l'intégralité des sommes dues</w:t>
-      </w:r>
-      <w:r>
-        <w:rPr>
-          <w:rFonts w:ascii="Calibri" w:cs="Calibri" w:eastAsia="Calibri" w:hAnsi="Calibri"/>
-          <w:sz w:val="22"/>
-          <w:szCs w:val="22"/>
-        </w:rPr>
-        <w:t xml:space="preserve"> au titre du contrat, toutes causes confondues — honoraires, commissions, frais et indemnités de toute nature — et qu'aucune autre somme ne pourra être réclamée de part ni d'autre.</w:t>
-      </w:r>
-    </w:p>
-    <w:p>
-      <w:pPr>
-        <w:spacing w:after="140"/>
-      </w:pPr>
-      <w:r>
-        <w:rPr>
-          <w:rFonts w:ascii="Calibri" w:cs="Calibri" w:eastAsia="Calibri" w:hAnsi="Calibri"/>
-          <w:sz w:val="22"/>
-          <w:szCs w:val="22"/>
-        </w:rPr>
-        <w:t xml:space="preserve">Les Parties constatent qu'aucun « Contrat gagné » au sens de l'article 3 du contrat n'a été réalisé et qu'aucune commission de performance n'est due.</w:t>
-      </w:r>
-    </w:p>
-    <w:p>
-      <w:pPr>
-        <w:spacing w:after="130" w:before="260"/>
-      </w:pPr>
-      <w:r>
-        <w:rPr>
-          <w:rFonts w:ascii="Calibri" w:cs="Calibri" w:eastAsia="Calibri" w:hAnsi="Calibri"/>
-          <w:b/>
-          <w:bCs/>
-          <w:sz w:val="24"/>
-          <w:szCs w:val="24"/>
-        </w:rPr>
-        <w:t xml:space="preserve">Article 4 — Restitution et données</w:t>
-      </w:r>
-    </w:p>
-    <w:p>
-      <w:pPr>
-        <w:spacing w:after="140"/>
-      </w:pPr>
-      <w:r>
-        <w:rPr>
-          <w:rFonts w:ascii="Calibri" w:cs="Calibri" w:eastAsia="Calibri" w:hAnsi="Calibri"/>
-          <w:sz w:val="22"/>
-          <w:szCs w:val="22"/>
-        </w:rPr>
-        <w:t xml:space="preserve">La Prestataire s'engage à restituer ou détruire, selon les instructions de la Société et au plus tard à la date d'effet, l'ensemble des accès, données, fichiers et matériels confiés au titre de la mission (CRM, Emelia, comptes de messagerie, espaces SharePoint et Teams, fichiers de prospection, documents partagés), conformément à l'article 6.5 du contrat et au NDA.</w:t>
-      </w:r>
-    </w:p>
-    <w:p>
-      <w:pPr>
-        <w:spacing w:after="140"/>
-      </w:pPr>
-      <w:r>
-        <w:rPr>
-          <w:rFonts w:ascii="Calibri" w:cs="Calibri" w:eastAsia="Calibri" w:hAnsi="Calibri"/>
-          <w:sz w:val="22"/>
-          <w:szCs w:val="22"/>
-        </w:rPr>
-        <w:t xml:space="preserve">Elle s'engage en particulier à ne conserver, sur aucun support personnel, les données à caractère personnel des prospects et contacts collectées pour le compte de la Société.</w:t>
-      </w:r>
-    </w:p>
-    <w:p>
-      <w:pPr>
-        <w:spacing w:after="130" w:before="260"/>
-      </w:pPr>
-      <w:r>
-        <w:rPr>
-          <w:rFonts w:ascii="Calibri" w:cs="Calibri" w:eastAsia="Calibri" w:hAnsi="Calibri"/>
-          <w:b/>
-          <w:bCs/>
-          <w:sz w:val="24"/>
-          <w:szCs w:val="24"/>
-        </w:rPr>
-        <w:t xml:space="preserve">Article 5 — Stipulations survivantes</w:t>
-      </w:r>
-    </w:p>
-    <w:p>
-      <w:pPr>
-        <w:spacing w:after="140"/>
-      </w:pPr>
-      <w:r>
-        <w:rPr>
-          <w:rFonts w:ascii="Calibri" w:cs="Calibri" w:eastAsia="Calibri" w:hAnsi="Calibri"/>
-          <w:sz w:val="22"/>
-          <w:szCs w:val="22"/>
+        <w:spacing w:after="130"/>
+      </w:pPr>
+      <w:r>
+        <w:rPr>
+          <w:rFonts w:ascii="Calibri" w:cs="Calibri" w:eastAsia="Calibri" w:hAnsi="Calibri"/>
+          <w:sz w:val="21"/>
+          <w:szCs w:val="21"/>
+        </w:rPr>
+        <w:t xml:space="preserve">Les Parties conviennent, d'un commun accord, librement et sans qu'aucune faute ne soit imputée à l'une ou à l'autre, de mettre fin par anticipation au contrat de prestation de services de développement commercial B2B conclu entre elles le 30 juin 2026 (ci-après le « Contrat »).</w:t>
+      </w:r>
+    </w:p>
+    <w:p>
+      <w:pPr>
+        <w:spacing w:after="130"/>
+      </w:pPr>
+      <w:r>
+        <w:rPr>
+          <w:rFonts w:ascii="Calibri" w:cs="Calibri" w:eastAsia="Calibri" w:hAnsi="Calibri"/>
+          <w:sz w:val="21"/>
+          <w:szCs w:val="21"/>
+        </w:rPr>
+        <w:t xml:space="preserve">La présente résiliation amiable intervient dans l'intérêt commun des Parties, lesquelles entendent organiser de manière définitive les conditions de cessation de leur relation contractuelle et régler l'ensemble de leurs droits et obligations réciproques au titre du Contrat.</w:t>
+      </w:r>
+    </w:p>
+    <w:p>
+      <w:pPr>
+        <w:spacing w:after="130"/>
+      </w:pPr>
+      <w:r>
+        <w:rPr>
+          <w:rFonts w:ascii="Calibri" w:cs="Calibri" w:eastAsia="Calibri" w:hAnsi="Calibri"/>
+          <w:sz w:val="21"/>
+          <w:szCs w:val="21"/>
+        </w:rPr>
+        <w:t xml:space="preserve">Le présent protocole met fin à la procédure engagée par la mise en demeure adressée par la Société le 21 août 2026, laquelle devient </w:t>
+      </w:r>
+      <w:r>
+        <w:rPr>
+          <w:rFonts w:ascii="Calibri" w:cs="Calibri" w:eastAsia="Calibri" w:hAnsi="Calibri"/>
+          <w:b/>
+          <w:bCs/>
+          <w:sz w:val="21"/>
+          <w:szCs w:val="21"/>
+        </w:rPr>
+        <w:t xml:space="preserve">sans objet</w:t>
+      </w:r>
+      <w:r>
+        <w:rPr>
+          <w:rFonts w:ascii="Calibri" w:cs="Calibri" w:eastAsia="Calibri" w:hAnsi="Calibri"/>
+          <w:sz w:val="21"/>
+          <w:szCs w:val="21"/>
+        </w:rPr>
+        <w:t xml:space="preserve"> à compter de la signature des présentes et ne produira aucun effet.</w:t>
+      </w:r>
+    </w:p>
+    <w:p>
+      <w:pPr>
+        <w:spacing w:after="120" w:before="250"/>
+      </w:pPr>
+      <w:r>
+        <w:rPr>
+          <w:rFonts w:ascii="Calibri" w:cs="Calibri" w:eastAsia="Calibri" w:hAnsi="Calibri"/>
+          <w:b/>
+          <w:bCs/>
+          <w:sz w:val="23"/>
+          <w:szCs w:val="23"/>
+        </w:rPr>
+        <w:t xml:space="preserve">Article 2 — Date d'effet et cessation définitive des prestations</w:t>
+      </w:r>
+    </w:p>
+    <w:p>
+      <w:pPr>
+        <w:spacing w:after="130"/>
+      </w:pPr>
+      <w:r>
+        <w:rPr>
+          <w:rFonts w:ascii="Calibri" w:cs="Calibri" w:eastAsia="Calibri" w:hAnsi="Calibri"/>
+          <w:sz w:val="21"/>
+          <w:szCs w:val="21"/>
+        </w:rPr>
+        <w:t xml:space="preserve">Le Contrat prend définitivement fin à compter de la date de signature du présent protocole par les deux Parties, laquelle constitue la date effective de cessation de la relation contractuelle (ci-après la « Date d'effet »).</w:t>
+      </w:r>
+    </w:p>
+    <w:p>
+      <w:pPr>
+        <w:spacing w:after="130"/>
+      </w:pPr>
+      <w:r>
+        <w:rPr>
+          <w:rFonts w:ascii="Calibri" w:cs="Calibri" w:eastAsia="Calibri" w:hAnsi="Calibri"/>
+          <w:sz w:val="21"/>
+          <w:szCs w:val="21"/>
+        </w:rPr>
+        <w:t xml:space="preserve">À compter de la Date d'effet :</w:t>
+      </w:r>
+    </w:p>
+    <w:p>
+      <w:pPr>
+        <w:spacing w:after="50"/>
+        <w:ind w:left="420" w:hanging="200"/>
+      </w:pPr>
+      <w:r>
+        <w:rPr>
+          <w:rFonts w:ascii="Calibri" w:cs="Calibri" w:eastAsia="Calibri" w:hAnsi="Calibri"/>
+          <w:sz w:val="21"/>
+          <w:szCs w:val="21"/>
+        </w:rPr>
+        <w:t xml:space="preserve">— la Prestataire est définitivement déliée de toute obligation d'exécution au titre du Contrat ;</w:t>
+      </w:r>
+    </w:p>
+    <w:p>
+      <w:pPr>
+        <w:spacing w:after="50"/>
+        <w:ind w:left="420" w:hanging="200"/>
+      </w:pPr>
+      <w:r>
+        <w:rPr>
+          <w:rFonts w:ascii="Calibri" w:cs="Calibri" w:eastAsia="Calibri" w:hAnsi="Calibri"/>
+          <w:sz w:val="21"/>
+          <w:szCs w:val="21"/>
+        </w:rPr>
+        <w:t xml:space="preserve">— la Société est définitivement déliée de toute obligation de rémunération, d'indemnisation ou de paiement au titre du Contrat, sous réserve du règlement prévu à l'article 3 ;</w:t>
+      </w:r>
+    </w:p>
+    <w:p>
+      <w:pPr>
+        <w:spacing w:after="130"/>
+        <w:ind w:left="420" w:hanging="200"/>
+      </w:pPr>
+      <w:r>
+        <w:rPr>
+          <w:rFonts w:ascii="Calibri" w:cs="Calibri" w:eastAsia="Calibri" w:hAnsi="Calibri"/>
+          <w:sz w:val="21"/>
+          <w:szCs w:val="21"/>
+        </w:rPr>
+        <w:t xml:space="preserve">— aucune nouvelle prestation, mission, obligation ou rémunération ne pourra naître au titre du Contrat.</w:t>
+      </w:r>
+    </w:p>
+    <w:p>
+      <w:pPr>
+        <w:spacing w:after="130"/>
+      </w:pPr>
+      <w:r>
+        <w:rPr>
+          <w:rFonts w:ascii="Calibri" w:cs="Calibri" w:eastAsia="Calibri" w:hAnsi="Calibri"/>
+          <w:sz w:val="21"/>
+          <w:szCs w:val="21"/>
+        </w:rPr>
+        <w:t xml:space="preserve">Les Parties reconnaissent expressément que cette cessation anticipée intervient d'un commun accord et vaut renonciation à l'exécution de toute période contractuelle restant éventuellement à courir.</w:t>
+      </w:r>
+    </w:p>
+    <w:p>
+      <w:pPr>
+        <w:spacing w:after="120" w:before="250"/>
+      </w:pPr>
+      <w:r>
+        <w:rPr>
+          <w:rFonts w:ascii="Calibri" w:cs="Calibri" w:eastAsia="Calibri" w:hAnsi="Calibri"/>
+          <w:b/>
+          <w:bCs/>
+          <w:sz w:val="23"/>
+          <w:szCs w:val="23"/>
+        </w:rPr>
+        <w:t xml:space="preserve">Article 3 — Règlement forfaitaire, définitif et intégral</w:t>
+      </w:r>
+    </w:p>
+    <w:p>
+      <w:pPr>
+        <w:spacing w:after="130"/>
+      </w:pPr>
+      <w:r>
+        <w:rPr>
+          <w:rFonts w:ascii="Calibri" w:cs="Calibri" w:eastAsia="Calibri" w:hAnsi="Calibri"/>
+          <w:sz w:val="21"/>
+          <w:szCs w:val="21"/>
+        </w:rPr>
+        <w:t xml:space="preserve">En contrepartie de la résiliation anticipée du Contrat et afin de régler définitivement l'ensemble de leurs relations financières au titre de celui-ci, la Société versera à la Prestataire la somme forfaitaire et transactionnelle de </w:t>
+      </w:r>
+      <w:r>
+        <w:rPr>
+          <w:rFonts w:ascii="Calibri" w:cs="Calibri" w:eastAsia="Calibri" w:hAnsi="Calibri"/>
+          <w:b/>
+          <w:bCs/>
+          <w:sz w:val="21"/>
+          <w:szCs w:val="21"/>
+        </w:rPr>
+        <w:t xml:space="preserve">1 000 000 Ar (un million d'ariary)</w:t>
+      </w:r>
+      <w:r>
+        <w:rPr>
+          <w:rFonts w:ascii="Calibri" w:cs="Calibri" w:eastAsia="Calibri" w:hAnsi="Calibri"/>
+          <w:sz w:val="21"/>
+          <w:szCs w:val="21"/>
+        </w:rPr>
+        <w:t xml:space="preserve">.</w:t>
+      </w:r>
+    </w:p>
+    <w:p>
+      <w:pPr>
+        <w:spacing w:after="130"/>
+      </w:pPr>
+      <w:r>
+        <w:rPr>
+          <w:rFonts w:ascii="Calibri" w:cs="Calibri" w:eastAsia="Calibri" w:hAnsi="Calibri"/>
+          <w:sz w:val="21"/>
+          <w:szCs w:val="21"/>
+        </w:rPr>
+        <w:t xml:space="preserve">Ce règlement interviendra sur émission de la facture de la Prestataire, dans les conditions prévues à l'article 5.2 du Contrat. </w:t>
+      </w:r>
+      <w:r>
+        <w:rPr>
+          <w:rFonts w:ascii="Calibri" w:cs="Calibri" w:eastAsia="Calibri" w:hAnsi="Calibri"/>
+          <w:b/>
+          <w:bCs/>
+          <w:sz w:val="21"/>
+          <w:szCs w:val="21"/>
+        </w:rPr>
+        <w:t xml:space="preserve">À défaut d'émission de cette facture dans les quinze (15) jours suivant la signature du présent protocole</w:t>
+      </w:r>
+      <w:r>
+        <w:rPr>
+          <w:rFonts w:ascii="Calibri" w:cs="Calibri" w:eastAsia="Calibri" w:hAnsi="Calibri"/>
+          <w:sz w:val="21"/>
+          <w:szCs w:val="21"/>
+        </w:rPr>
+        <w:t xml:space="preserve">, la Société pourra procéder au règlement sur simple ordre de virement, aux dernières coordonnées de paiement communiquées par la Prestataire, ce paiement produisant alors les mêmes effets libératoires que s'il avait été précédé d'une facture.</w:t>
+      </w:r>
+    </w:p>
+    <w:p>
+      <w:pPr>
+        <w:spacing w:after="130"/>
+      </w:pPr>
+      <w:r>
+        <w:rPr>
+          <w:rFonts w:ascii="Calibri" w:cs="Calibri" w:eastAsia="Calibri" w:hAnsi="Calibri"/>
+          <w:sz w:val="21"/>
+          <w:szCs w:val="21"/>
+        </w:rPr>
+        <w:t xml:space="preserve">Les Parties constatent que les honoraires relatifs au mois de juillet 2026 ont déjà été intégralement réglés.</w:t>
+      </w:r>
+    </w:p>
+    <w:p>
+      <w:pPr>
+        <w:spacing w:after="130"/>
+      </w:pPr>
+      <w:r>
+        <w:rPr>
+          <w:rFonts w:ascii="Calibri" w:cs="Calibri" w:eastAsia="Calibri" w:hAnsi="Calibri"/>
+          <w:sz w:val="21"/>
+          <w:szCs w:val="21"/>
+        </w:rPr>
+        <w:t xml:space="preserve">La Prestataire reconnaît expressément que cette somme constitue le règlement forfaitaire, définitif et intégral de l'ensemble de ses droits, créances, prétentions et demandes, actuels ou futurs, résultant directement ou indirectement du Contrat ou de sa cessation, notamment au titre :</w:t>
+      </w:r>
+    </w:p>
+    <w:p>
+      <w:pPr>
+        <w:spacing w:after="50"/>
+        <w:ind w:left="420" w:hanging="200"/>
+      </w:pPr>
+      <w:r>
+        <w:rPr>
+          <w:rFonts w:ascii="Calibri" w:cs="Calibri" w:eastAsia="Calibri" w:hAnsi="Calibri"/>
+          <w:sz w:val="21"/>
+          <w:szCs w:val="21"/>
+        </w:rPr>
+        <w:t xml:space="preserve">— des honoraires échus ou à échoir ;</w:t>
+      </w:r>
+    </w:p>
+    <w:p>
+      <w:pPr>
+        <w:spacing w:after="50"/>
+        <w:ind w:left="420" w:hanging="200"/>
+      </w:pPr>
+      <w:r>
+        <w:rPr>
+          <w:rFonts w:ascii="Calibri" w:cs="Calibri" w:eastAsia="Calibri" w:hAnsi="Calibri"/>
+          <w:sz w:val="21"/>
+          <w:szCs w:val="21"/>
+        </w:rPr>
+        <w:t xml:space="preserve">— de la période contractuelle restant éventuellement à courir ;</w:t>
+      </w:r>
+    </w:p>
+    <w:p>
+      <w:pPr>
+        <w:spacing w:after="50"/>
+        <w:ind w:left="420" w:hanging="200"/>
+      </w:pPr>
+      <w:r>
+        <w:rPr>
+          <w:rFonts w:ascii="Calibri" w:cs="Calibri" w:eastAsia="Calibri" w:hAnsi="Calibri"/>
+          <w:sz w:val="21"/>
+          <w:szCs w:val="21"/>
+        </w:rPr>
+        <w:t xml:space="preserve">— d'un éventuel préavis ;</w:t>
+      </w:r>
+    </w:p>
+    <w:p>
+      <w:pPr>
+        <w:spacing w:after="50"/>
+        <w:ind w:left="420" w:hanging="200"/>
+      </w:pPr>
+      <w:r>
+        <w:rPr>
+          <w:rFonts w:ascii="Calibri" w:cs="Calibri" w:eastAsia="Calibri" w:hAnsi="Calibri"/>
+          <w:sz w:val="21"/>
+          <w:szCs w:val="21"/>
+        </w:rPr>
+        <w:t xml:space="preserve">— d'une éventuelle indemnité de rupture ou de résiliation ;</w:t>
+      </w:r>
+    </w:p>
+    <w:p>
+      <w:pPr>
+        <w:spacing w:after="50"/>
+        <w:ind w:left="420" w:hanging="200"/>
+      </w:pPr>
+      <w:r>
+        <w:rPr>
+          <w:rFonts w:ascii="Calibri" w:cs="Calibri" w:eastAsia="Calibri" w:hAnsi="Calibri"/>
+          <w:sz w:val="21"/>
+          <w:szCs w:val="21"/>
+        </w:rPr>
+        <w:t xml:space="preserve">— d'un éventuel manque à gagner ;</w:t>
+      </w:r>
+    </w:p>
+    <w:p>
+      <w:pPr>
+        <w:spacing w:after="50"/>
+        <w:ind w:left="420" w:hanging="200"/>
+      </w:pPr>
+      <w:r>
+        <w:rPr>
+          <w:rFonts w:ascii="Calibri" w:cs="Calibri" w:eastAsia="Calibri" w:hAnsi="Calibri"/>
+          <w:sz w:val="21"/>
+          <w:szCs w:val="21"/>
+        </w:rPr>
+        <w:t xml:space="preserve">— de commissions ou rémunérations variables, échues ou différées ;</w:t>
+      </w:r>
+    </w:p>
+    <w:p>
+      <w:pPr>
+        <w:spacing w:after="50"/>
+        <w:ind w:left="420" w:hanging="200"/>
+      </w:pPr>
+      <w:r>
+        <w:rPr>
+          <w:rFonts w:ascii="Calibri" w:cs="Calibri" w:eastAsia="Calibri" w:hAnsi="Calibri"/>
+          <w:sz w:val="21"/>
+          <w:szCs w:val="21"/>
+        </w:rPr>
+        <w:t xml:space="preserve">— de frais, débours ou remboursements de quelque nature que ce soit ;</w:t>
+      </w:r>
+    </w:p>
+    <w:p>
+      <w:pPr>
+        <w:spacing w:after="50"/>
+        <w:ind w:left="420" w:hanging="200"/>
+      </w:pPr>
+      <w:r>
+        <w:rPr>
+          <w:rFonts w:ascii="Calibri" w:cs="Calibri" w:eastAsia="Calibri" w:hAnsi="Calibri"/>
+          <w:sz w:val="21"/>
+          <w:szCs w:val="21"/>
+        </w:rPr>
+        <w:t xml:space="preserve">— de dommages-intérêts ;</w:t>
+      </w:r>
+    </w:p>
+    <w:p>
+      <w:pPr>
+        <w:spacing w:after="130"/>
+        <w:ind w:left="420" w:hanging="200"/>
+      </w:pPr>
+      <w:r>
+        <w:rPr>
+          <w:rFonts w:ascii="Calibri" w:cs="Calibri" w:eastAsia="Calibri" w:hAnsi="Calibri"/>
+          <w:sz w:val="21"/>
+          <w:szCs w:val="21"/>
+        </w:rPr>
+        <w:t xml:space="preserve">— ou de toute autre somme, indemnité ou créance de quelque nature que ce soit.</w:t>
+      </w:r>
+    </w:p>
+    <w:p>
+      <w:pPr>
+        <w:spacing w:after="130"/>
+      </w:pPr>
+      <w:r>
+        <w:rPr>
+          <w:rFonts w:ascii="Calibri" w:cs="Calibri" w:eastAsia="Calibri" w:hAnsi="Calibri"/>
+          <w:sz w:val="21"/>
+          <w:szCs w:val="21"/>
+        </w:rPr>
+        <w:t xml:space="preserve">La Prestataire reconnaît en conséquence qu'il ne restera, après ce versement, aucune somme due par la Société au titre du Contrat ou de sa cessation.</w:t>
+      </w:r>
+    </w:p>
+    <w:p>
+      <w:pPr>
+        <w:spacing w:after="130"/>
+      </w:pPr>
+      <w:r>
+        <w:rPr>
+          <w:rFonts w:ascii="Calibri" w:cs="Calibri" w:eastAsia="Calibri" w:hAnsi="Calibri"/>
+          <w:sz w:val="21"/>
+          <w:szCs w:val="21"/>
+        </w:rPr>
+        <w:t xml:space="preserve">Le paiement effectif de cette somme emportera solde définitif et intégral de l'ensemble des comptes entre les Parties au titre du Contrat.</w:t>
+      </w:r>
+    </w:p>
+    <w:p>
+      <w:pPr>
+        <w:spacing w:after="120" w:before="250"/>
+      </w:pPr>
+      <w:r>
+        <w:rPr>
+          <w:rFonts w:ascii="Calibri" w:cs="Calibri" w:eastAsia="Calibri" w:hAnsi="Calibri"/>
+          <w:b/>
+          <w:bCs/>
+          <w:sz w:val="23"/>
+          <w:szCs w:val="23"/>
+        </w:rPr>
+        <w:t xml:space="preserve">Article 4 — Absence de commission de performance</w:t>
+      </w:r>
+    </w:p>
+    <w:p>
+      <w:pPr>
+        <w:spacing w:after="130"/>
+      </w:pPr>
+      <w:r>
+        <w:rPr>
+          <w:rFonts w:ascii="Calibri" w:cs="Calibri" w:eastAsia="Calibri" w:hAnsi="Calibri"/>
+          <w:sz w:val="21"/>
+          <w:szCs w:val="21"/>
+        </w:rPr>
+        <w:t xml:space="preserve">Les Parties constatent qu'à la date de signature du présent protocole, aucun « Contrat gagné » au sens de l'article 3 du Contrat n'a été réalisé. En conséquence, </w:t>
+      </w:r>
+      <w:r>
+        <w:rPr>
+          <w:rFonts w:ascii="Calibri" w:cs="Calibri" w:eastAsia="Calibri" w:hAnsi="Calibri"/>
+          <w:b/>
+          <w:bCs/>
+          <w:sz w:val="21"/>
+          <w:szCs w:val="21"/>
+        </w:rPr>
+        <w:t xml:space="preserve">aucune commission de performance n'est due</w:t>
+      </w:r>
+      <w:r>
+        <w:rPr>
+          <w:rFonts w:ascii="Calibri" w:cs="Calibri" w:eastAsia="Calibri" w:hAnsi="Calibri"/>
+          <w:sz w:val="21"/>
+          <w:szCs w:val="21"/>
+        </w:rPr>
+        <w:t xml:space="preserve"> à la Prestataire.</w:t>
+      </w:r>
+    </w:p>
+    <w:p>
+      <w:pPr>
+        <w:spacing w:after="130"/>
+      </w:pPr>
+      <w:r>
+        <w:rPr>
+          <w:rFonts w:ascii="Calibri" w:cs="Calibri" w:eastAsia="Calibri" w:hAnsi="Calibri"/>
+          <w:sz w:val="21"/>
+          <w:szCs w:val="21"/>
+        </w:rPr>
+        <w:t xml:space="preserve">La Prestataire reconnaît en outre </w:t>
+      </w:r>
+      <w:r>
+        <w:rPr>
+          <w:rFonts w:ascii="Calibri" w:cs="Calibri" w:eastAsia="Calibri" w:hAnsi="Calibri"/>
+          <w:b/>
+          <w:bCs/>
+          <w:sz w:val="21"/>
+          <w:szCs w:val="21"/>
+        </w:rPr>
+        <w:t xml:space="preserve">qu'aucune commission différée, commission future ou rémunération variable ne pourra être réclamée ultérieurement</w:t>
+      </w:r>
+      <w:r>
+        <w:rPr>
+          <w:rFonts w:ascii="Calibri" w:cs="Calibri" w:eastAsia="Calibri" w:hAnsi="Calibri"/>
+          <w:sz w:val="21"/>
+          <w:szCs w:val="21"/>
+        </w:rPr>
+        <w:t xml:space="preserve">, à quelque titre et à quelque échéance que ce soit, au titre de prospects, contacts, opportunités commerciales ou démarches effectués pendant l'exécution du Contrat, y compris dans l'hypothèse où l'un de ces prospects viendrait à contracter avec la Société postérieurement à la Date d'effet.</w:t>
+      </w:r>
+    </w:p>
+    <w:p>
+      <w:pPr>
+        <w:spacing w:after="130"/>
+      </w:pPr>
+      <w:r>
+        <w:rPr>
+          <w:rFonts w:ascii="Calibri" w:cs="Calibri" w:eastAsia="Calibri" w:hAnsi="Calibri"/>
+          <w:sz w:val="21"/>
+          <w:szCs w:val="21"/>
+        </w:rPr>
+        <w:t xml:space="preserve">Cette disposition est sans préjudice des obligations de confidentialité, de propriété intellectuelle et de non-sollicitation maintenues par l'article 6 du présent protocole.</w:t>
+      </w:r>
+    </w:p>
+    <w:p>
+      <w:pPr>
+        <w:spacing w:after="120" w:before="250"/>
+      </w:pPr>
+      <w:r>
+        <w:rPr>
+          <w:rFonts w:ascii="Calibri" w:cs="Calibri" w:eastAsia="Calibri" w:hAnsi="Calibri"/>
+          <w:b/>
+          <w:bCs/>
+          <w:sz w:val="23"/>
+          <w:szCs w:val="23"/>
+        </w:rPr>
+        <w:t xml:space="preserve">Article 5 — Restitution, suppression des accès et des données</w:t>
+      </w:r>
+    </w:p>
+    <w:p>
+      <w:pPr>
+        <w:spacing w:after="130"/>
+      </w:pPr>
+      <w:r>
+        <w:rPr>
+          <w:rFonts w:ascii="Calibri" w:cs="Calibri" w:eastAsia="Calibri" w:hAnsi="Calibri"/>
+          <w:sz w:val="21"/>
+          <w:szCs w:val="21"/>
+        </w:rPr>
+        <w:t xml:space="preserve">La Prestataire s'engage à restituer ou détruire, selon les instructions de la Société et </w:t>
+      </w:r>
+      <w:r>
+        <w:rPr>
+          <w:rFonts w:ascii="Calibri" w:cs="Calibri" w:eastAsia="Calibri" w:hAnsi="Calibri"/>
+          <w:b/>
+          <w:bCs/>
+          <w:sz w:val="21"/>
+          <w:szCs w:val="21"/>
+        </w:rPr>
+        <w:t xml:space="preserve">au plus tard dans les cinq (5) jours suivant la Date d'effet</w:t>
+      </w:r>
+      <w:r>
+        <w:rPr>
+          <w:rFonts w:ascii="Calibri" w:cs="Calibri" w:eastAsia="Calibri" w:hAnsi="Calibri"/>
+          <w:sz w:val="21"/>
+          <w:szCs w:val="21"/>
+        </w:rPr>
+        <w:t xml:space="preserve">, l'ensemble des accès, identifiants, données, fichiers, documents et matériels qui lui ont été confiés ou auxquels elle a eu accès dans le cadre de sa mission.</w:t>
+      </w:r>
+    </w:p>
+    <w:p>
+      <w:pPr>
+        <w:spacing w:after="130"/>
+      </w:pPr>
+      <w:r>
+        <w:rPr>
+          <w:rFonts w:ascii="Calibri" w:cs="Calibri" w:eastAsia="Calibri" w:hAnsi="Calibri"/>
+          <w:sz w:val="21"/>
+          <w:szCs w:val="21"/>
+        </w:rPr>
+        <w:t xml:space="preserve">Cette obligation concerne notamment : le CRM ; Emelia ; les comptes de messagerie ; les espaces SharePoint et Teams ; les fichiers de prospection ; les listes de prospects et contacts ; les historiques et données commerciales ; les documents partagés ; ainsi que tout autre outil, compte, fichier ou support appartenant à la Société.</w:t>
+      </w:r>
+    </w:p>
+    <w:p>
+      <w:pPr>
+        <w:spacing w:after="130"/>
+      </w:pPr>
+      <w:r>
+        <w:rPr>
+          <w:rFonts w:ascii="Calibri" w:cs="Calibri" w:eastAsia="Calibri" w:hAnsi="Calibri"/>
+          <w:sz w:val="21"/>
+          <w:szCs w:val="21"/>
+        </w:rPr>
+        <w:t xml:space="preserve">La Prestataire s'engage à ne conserver aucune copie de ces éléments sur un ordinateur, téléphone, disque dur, clé USB, compte de stockage en ligne, messagerie personnelle ou tout autre support ou espace personnel.</w:t>
+      </w:r>
+    </w:p>
+    <w:p>
+      <w:pPr>
+        <w:spacing w:after="130"/>
+      </w:pPr>
+      <w:r>
+        <w:rPr>
+          <w:rFonts w:ascii="Calibri" w:cs="Calibri" w:eastAsia="Calibri" w:hAnsi="Calibri"/>
+          <w:sz w:val="21"/>
+          <w:szCs w:val="21"/>
+        </w:rPr>
+        <w:t xml:space="preserve">Elle s'engage en particulier à supprimer toute donnée à caractère personnel relative aux prospects, contacts ou clients collectée ou traitée pour le compte de la Société, et à en confirmer la suppression par écrit à première demande.</w:t>
+      </w:r>
+    </w:p>
+    <w:p>
+      <w:pPr>
+        <w:spacing w:after="130"/>
+      </w:pPr>
+      <w:r>
+        <w:rPr>
+          <w:rFonts w:ascii="Calibri" w:cs="Calibri" w:eastAsia="Calibri" w:hAnsi="Calibri"/>
+          <w:sz w:val="21"/>
+          <w:szCs w:val="21"/>
+        </w:rPr>
+        <w:t xml:space="preserve">La Prestataire reconnaît que les fichiers, données, contacts, prospects, informations commerciales, historiques de prospection et documents constitués ou exploités dans le cadre de la mission pour le compte de la Société demeurent la propriété de la Société, sous réserve des droits qui seraient légalement attachés à des éléments lui appartenant antérieurement.</w:t>
+      </w:r>
+    </w:p>
+    <w:p>
+      <w:pPr>
+        <w:spacing w:after="120" w:before="250"/>
+      </w:pPr>
+      <w:r>
+        <w:rPr>
+          <w:rFonts w:ascii="Calibri" w:cs="Calibri" w:eastAsia="Calibri" w:hAnsi="Calibri"/>
+          <w:b/>
+          <w:bCs/>
+          <w:sz w:val="23"/>
+          <w:szCs w:val="23"/>
+        </w:rPr>
+        <w:t xml:space="preserve">Article 6 — Stipulations survivantes</w:t>
+      </w:r>
+    </w:p>
+    <w:p>
+      <w:pPr>
+        <w:spacing w:after="130"/>
+      </w:pPr>
+      <w:r>
+        <w:rPr>
+          <w:rFonts w:ascii="Calibri" w:cs="Calibri" w:eastAsia="Calibri" w:hAnsi="Calibri"/>
+          <w:sz w:val="21"/>
+          <w:szCs w:val="21"/>
+        </w:rPr>
+        <w:t xml:space="preserve">La résiliation du Contrat ne porte pas atteinte aux obligations qui, par leur nature ou par leur stipulation, ont vocation à survivre à sa cessation.</w:t>
+      </w:r>
+    </w:p>
+    <w:p>
+      <w:pPr>
+        <w:spacing w:after="130"/>
+      </w:pPr>
+      <w:r>
+        <w:rPr>
+          <w:rFonts w:ascii="Calibri" w:cs="Calibri" w:eastAsia="Calibri" w:hAnsi="Calibri"/>
+          <w:sz w:val="21"/>
+          <w:szCs w:val="21"/>
         </w:rPr>
         <w:t xml:space="preserve">Les Parties confirment expressément que demeurent en vigueur, dans toutes leurs stipulations, les obligations issues de l'accord de confidentialité référencé </w:t>
       </w:r>
@@ -369,105 +819,513 @@
           <w:rFonts w:ascii="Calibri" w:cs="Calibri" w:eastAsia="Calibri" w:hAnsi="Calibri"/>
           <w:b/>
           <w:bCs/>
-          <w:sz w:val="22"/>
-          <w:szCs w:val="22"/>
+          <w:sz w:val="21"/>
+          <w:szCs w:val="21"/>
         </w:rPr>
         <w:t xml:space="preserve">NDA-CONSULTANT-VIV0010-Randrianasinoro</w:t>
       </w:r>
       <w:r>
         <w:rPr>
           <w:rFonts w:ascii="Calibri" w:cs="Calibri" w:eastAsia="Calibri" w:hAnsi="Calibri"/>
-          <w:sz w:val="22"/>
-          <w:szCs w:val="22"/>
-        </w:rPr>
-        <w:t xml:space="preserve"> : confidentialité (3 ans), non-sollicitation des contacts, prospects et clients (24 mois), cession des livrables et propriété intellectuelle, ainsi que la clause pénale de 20 000 000 Ar de son article 10.</w:t>
-      </w:r>
-    </w:p>
-    <w:p>
-      <w:pPr>
-        <w:spacing w:after="130" w:before="260"/>
-      </w:pPr>
-      <w:r>
-        <w:rPr>
-          <w:rFonts w:ascii="Calibri" w:cs="Calibri" w:eastAsia="Calibri" w:hAnsi="Calibri"/>
-          <w:b/>
-          <w:bCs/>
-          <w:sz w:val="24"/>
-          <w:szCs w:val="24"/>
-        </w:rPr>
-        <w:t xml:space="preserve">Article 6 — Renonciation réciproque à recours</w:t>
-      </w:r>
-    </w:p>
-    <w:p>
-      <w:pPr>
-        <w:spacing w:after="140"/>
-      </w:pPr>
-      <w:r>
-        <w:rPr>
-          <w:rFonts w:ascii="Calibri" w:cs="Calibri" w:eastAsia="Calibri" w:hAnsi="Calibri"/>
-          <w:sz w:val="22"/>
-          <w:szCs w:val="22"/>
-        </w:rPr>
-        <w:t xml:space="preserve">Sous réserve de la parfaite exécution du présent protocole, les Parties déclarent être remplies de tous leurs droits au titre du contrat du 30 juin 2026 et de son exécution. Elles renoncent réciproquement et définitivement à toute réclamation, action ou instance, de quelque nature que ce soit, née ou à naître, relative à ce contrat, à sa formation, à son exécution ou à sa cessation.</w:t>
-      </w:r>
-    </w:p>
-    <w:p>
-      <w:pPr>
-        <w:spacing w:after="140"/>
-      </w:pPr>
-      <w:r>
-        <w:rPr>
-          <w:rFonts w:ascii="Calibri" w:cs="Calibri" w:eastAsia="Calibri" w:hAnsi="Calibri"/>
-          <w:sz w:val="22"/>
-          <w:szCs w:val="22"/>
-        </w:rPr>
-        <w:t xml:space="preserve">Cette renonciation ne s'étend pas aux obligations visées à l'article 5 du présent protocole.</w:t>
-      </w:r>
-    </w:p>
-    <w:p>
-      <w:pPr>
-        <w:spacing w:after="130" w:before="260"/>
-      </w:pPr>
-      <w:r>
-        <w:rPr>
-          <w:rFonts w:ascii="Calibri" w:cs="Calibri" w:eastAsia="Calibri" w:hAnsi="Calibri"/>
-          <w:b/>
-          <w:bCs/>
-          <w:sz w:val="24"/>
-          <w:szCs w:val="24"/>
-        </w:rPr>
-        <w:t xml:space="preserve">Article 7 — Droit applicable</w:t>
-      </w:r>
-    </w:p>
-    <w:p>
-      <w:pPr>
-        <w:spacing w:after="140"/>
-      </w:pPr>
-      <w:r>
-        <w:rPr>
-          <w:rFonts w:ascii="Calibri" w:cs="Calibri" w:eastAsia="Calibri" w:hAnsi="Calibri"/>
-          <w:sz w:val="22"/>
-          <w:szCs w:val="22"/>
-        </w:rPr>
-        <w:t xml:space="preserve">Le présent protocole est régi par le droit malgache. Tout différend relatif à son interprétation ou à son exécution relève des tribunaux compétents d'Antananarivo.</w:t>
-      </w:r>
-    </w:p>
-    <w:p>
-      <w:pPr>
-        <w:spacing w:after="260" w:before="320"/>
-      </w:pPr>
-      <w:r>
-        <w:rPr>
-          <w:rFonts w:ascii="Calibri" w:cs="Calibri" w:eastAsia="Calibri" w:hAnsi="Calibri"/>
-          <w:sz w:val="22"/>
-          <w:szCs w:val="22"/>
-        </w:rPr>
-        <w:t xml:space="preserve">Fait à ______________________, le ______ / ______ / 2026, en deux exemplaires originaux.</w:t>
+          <w:sz w:val="21"/>
+          <w:szCs w:val="21"/>
+        </w:rPr>
+        <w:t xml:space="preserve">, notamment :</w:t>
+      </w:r>
+    </w:p>
+    <w:p>
+      <w:pPr>
+        <w:spacing w:after="50"/>
+        <w:ind w:left="420" w:hanging="200"/>
+      </w:pPr>
+      <w:r>
+        <w:rPr>
+          <w:rFonts w:ascii="Calibri" w:cs="Calibri" w:eastAsia="Calibri" w:hAnsi="Calibri"/>
+          <w:sz w:val="21"/>
+          <w:szCs w:val="21"/>
+        </w:rPr>
+        <w:t xml:space="preserve">— l'obligation de confidentialité pendant une durée de trois (3) ans ;</w:t>
+      </w:r>
+    </w:p>
+    <w:p>
+      <w:pPr>
+        <w:spacing w:after="50"/>
+        <w:ind w:left="420" w:hanging="200"/>
+      </w:pPr>
+      <w:r>
+        <w:rPr>
+          <w:rFonts w:ascii="Calibri" w:cs="Calibri" w:eastAsia="Calibri" w:hAnsi="Calibri"/>
+          <w:sz w:val="21"/>
+          <w:szCs w:val="21"/>
+        </w:rPr>
+        <w:t xml:space="preserve">— l'obligation de non-sollicitation des contacts, prospects et clients pendant une durée de vingt-quatre (24) mois ;</w:t>
+      </w:r>
+    </w:p>
+    <w:p>
+      <w:pPr>
+        <w:spacing w:after="50"/>
+        <w:ind w:left="420" w:hanging="200"/>
+      </w:pPr>
+      <w:r>
+        <w:rPr>
+          <w:rFonts w:ascii="Calibri" w:cs="Calibri" w:eastAsia="Calibri" w:hAnsi="Calibri"/>
+          <w:sz w:val="21"/>
+          <w:szCs w:val="21"/>
+        </w:rPr>
+        <w:t xml:space="preserve">— les dispositions relatives à la cession des livrables et à la propriété intellectuelle ;</w:t>
+      </w:r>
+    </w:p>
+    <w:p>
+      <w:pPr>
+        <w:spacing w:after="130"/>
+        <w:ind w:left="420" w:hanging="200"/>
+      </w:pPr>
+      <w:r>
+        <w:rPr>
+          <w:rFonts w:ascii="Calibri" w:cs="Calibri" w:eastAsia="Calibri" w:hAnsi="Calibri"/>
+          <w:sz w:val="21"/>
+          <w:szCs w:val="21"/>
+        </w:rPr>
+        <w:t xml:space="preserve">— ainsi que la clause pénale de 20 000 000 Ar prévue à l'article 10 du NDA.</w:t>
+      </w:r>
+    </w:p>
+    <w:p>
+      <w:pPr>
+        <w:spacing w:after="130"/>
+      </w:pPr>
+      <w:r>
+        <w:rPr>
+          <w:rFonts w:ascii="Calibri" w:cs="Calibri" w:eastAsia="Calibri" w:hAnsi="Calibri"/>
+          <w:sz w:val="21"/>
+          <w:szCs w:val="21"/>
+        </w:rPr>
+        <w:t xml:space="preserve">La résiliation du Contrat et le règlement prévu au présent protocole ne valent en aucun cas renonciation de la Société à se prévaloir de ces obligations.</w:t>
+      </w:r>
+    </w:p>
+    <w:p>
+      <w:pPr>
+        <w:spacing w:after="120" w:before="250"/>
+      </w:pPr>
+      <w:r>
+        <w:rPr>
+          <w:rFonts w:ascii="Calibri" w:cs="Calibri" w:eastAsia="Calibri" w:hAnsi="Calibri"/>
+          <w:b/>
+          <w:bCs/>
+          <w:sz w:val="23"/>
+          <w:szCs w:val="23"/>
+        </w:rPr>
+        <w:t xml:space="preserve">Article 7 — Renonciation réciproque et définitive à recours</w:t>
+      </w:r>
+    </w:p>
+    <w:p>
+      <w:pPr>
+        <w:spacing w:after="130"/>
+      </w:pPr>
+      <w:r>
+        <w:rPr>
+          <w:rFonts w:ascii="Calibri" w:cs="Calibri" w:eastAsia="Calibri" w:hAnsi="Calibri"/>
+          <w:sz w:val="21"/>
+          <w:szCs w:val="21"/>
+        </w:rPr>
+        <w:t xml:space="preserve">Sous réserve du </w:t>
+      </w:r>
+      <w:r>
+        <w:rPr>
+          <w:rFonts w:ascii="Calibri" w:cs="Calibri" w:eastAsia="Calibri" w:hAnsi="Calibri"/>
+          <w:b/>
+          <w:bCs/>
+          <w:sz w:val="21"/>
+          <w:szCs w:val="21"/>
+        </w:rPr>
+        <w:t xml:space="preserve">seul paiement effectif de la somme prévue à l'article 3</w:t>
+      </w:r>
+      <w:r>
+        <w:rPr>
+          <w:rFonts w:ascii="Calibri" w:cs="Calibri" w:eastAsia="Calibri" w:hAnsi="Calibri"/>
+          <w:sz w:val="21"/>
+          <w:szCs w:val="21"/>
+        </w:rPr>
+        <w:t xml:space="preserve">, les Parties déclarent être intégralement remplies de l'ensemble de leurs droits au titre du Contrat, de sa formation, de son exécution et de sa cessation.</w:t>
+      </w:r>
+    </w:p>
+    <w:p>
+      <w:pPr>
+        <w:spacing w:after="130"/>
+      </w:pPr>
+      <w:r>
+        <w:rPr>
+          <w:rFonts w:ascii="Calibri" w:cs="Calibri" w:eastAsia="Calibri" w:hAnsi="Calibri"/>
+          <w:sz w:val="21"/>
+          <w:szCs w:val="21"/>
+        </w:rPr>
+        <w:t xml:space="preserve">En conséquence, chacune des Parties renonce, définitivement et irrévocablement, à toute réclamation, demande, action, procédure ou instance à l'encontre de l'autre Partie ayant pour origine ou pour fondement, directement ou indirectement :</w:t>
+      </w:r>
+    </w:p>
+    <w:p>
+      <w:pPr>
+        <w:spacing w:after="50"/>
+        <w:ind w:left="420" w:hanging="200"/>
+      </w:pPr>
+      <w:r>
+        <w:rPr>
+          <w:rFonts w:ascii="Calibri" w:cs="Calibri" w:eastAsia="Calibri" w:hAnsi="Calibri"/>
+          <w:sz w:val="21"/>
+          <w:szCs w:val="21"/>
+        </w:rPr>
+        <w:t xml:space="preserve">— la conclusion, la formation ou la qualification du Contrat ;</w:t>
+      </w:r>
+    </w:p>
+    <w:p>
+      <w:pPr>
+        <w:spacing w:after="50"/>
+        <w:ind w:left="420" w:hanging="200"/>
+      </w:pPr>
+      <w:r>
+        <w:rPr>
+          <w:rFonts w:ascii="Calibri" w:cs="Calibri" w:eastAsia="Calibri" w:hAnsi="Calibri"/>
+          <w:sz w:val="21"/>
+          <w:szCs w:val="21"/>
+        </w:rPr>
+        <w:t xml:space="preserve">— son exécution ou son inexécution ;</w:t>
+      </w:r>
+    </w:p>
+    <w:p>
+      <w:pPr>
+        <w:spacing w:after="50"/>
+        <w:ind w:left="420" w:hanging="200"/>
+      </w:pPr>
+      <w:r>
+        <w:rPr>
+          <w:rFonts w:ascii="Calibri" w:cs="Calibri" w:eastAsia="Calibri" w:hAnsi="Calibri"/>
+          <w:sz w:val="21"/>
+          <w:szCs w:val="21"/>
+        </w:rPr>
+        <w:t xml:space="preserve">— les prestations réalisées ou non réalisées ;</w:t>
+      </w:r>
+    </w:p>
+    <w:p>
+      <w:pPr>
+        <w:spacing w:after="50"/>
+        <w:ind w:left="420" w:hanging="200"/>
+      </w:pPr>
+      <w:r>
+        <w:rPr>
+          <w:rFonts w:ascii="Calibri" w:cs="Calibri" w:eastAsia="Calibri" w:hAnsi="Calibri"/>
+          <w:sz w:val="21"/>
+          <w:szCs w:val="21"/>
+        </w:rPr>
+        <w:t xml:space="preserve">— les sommes versées ou susceptibles d'être dues ;</w:t>
+      </w:r>
+    </w:p>
+    <w:p>
+      <w:pPr>
+        <w:spacing w:after="50"/>
+        <w:ind w:left="420" w:hanging="200"/>
+      </w:pPr>
+      <w:r>
+        <w:rPr>
+          <w:rFonts w:ascii="Calibri" w:cs="Calibri" w:eastAsia="Calibri" w:hAnsi="Calibri"/>
+          <w:sz w:val="21"/>
+          <w:szCs w:val="21"/>
+        </w:rPr>
+        <w:t xml:space="preserve">— les commissions, échues ou différées ;</w:t>
+      </w:r>
+    </w:p>
+    <w:p>
+      <w:pPr>
+        <w:spacing w:after="50"/>
+        <w:ind w:left="420" w:hanging="200"/>
+      </w:pPr>
+      <w:r>
+        <w:rPr>
+          <w:rFonts w:ascii="Calibri" w:cs="Calibri" w:eastAsia="Calibri" w:hAnsi="Calibri"/>
+          <w:sz w:val="21"/>
+          <w:szCs w:val="21"/>
+        </w:rPr>
+        <w:t xml:space="preserve">— la cessation anticipée du Contrat ;</w:t>
+      </w:r>
+    </w:p>
+    <w:p>
+      <w:pPr>
+        <w:spacing w:after="50"/>
+        <w:ind w:left="420" w:hanging="200"/>
+      </w:pPr>
+      <w:r>
+        <w:rPr>
+          <w:rFonts w:ascii="Calibri" w:cs="Calibri" w:eastAsia="Calibri" w:hAnsi="Calibri"/>
+          <w:sz w:val="21"/>
+          <w:szCs w:val="21"/>
+        </w:rPr>
+        <w:t xml:space="preserve">— la période contractuelle restant éventuellement à courir ;</w:t>
+      </w:r>
+    </w:p>
+    <w:p>
+      <w:pPr>
+        <w:spacing w:after="130"/>
+        <w:ind w:left="420" w:hanging="200"/>
+      </w:pPr>
+      <w:r>
+        <w:rPr>
+          <w:rFonts w:ascii="Calibri" w:cs="Calibri" w:eastAsia="Calibri" w:hAnsi="Calibri"/>
+          <w:sz w:val="21"/>
+          <w:szCs w:val="21"/>
+        </w:rPr>
+        <w:t xml:space="preserve">— ou toute autre circonstance se rapportant au Contrat.</w:t>
+      </w:r>
+    </w:p>
+    <w:p>
+      <w:pPr>
+        <w:spacing w:after="130"/>
+      </w:pPr>
+      <w:r>
+        <w:rPr>
+          <w:rFonts w:ascii="Calibri" w:cs="Calibri" w:eastAsia="Calibri" w:hAnsi="Calibri"/>
+          <w:sz w:val="21"/>
+          <w:szCs w:val="21"/>
+        </w:rPr>
+        <w:t xml:space="preserve">Cette renonciation couvre notamment toute demande d'honoraires, de préavis, d'indemnité, de manque à gagner, de dommages-intérêts, de commission ou de toute autre rémunération ou indemnisation.</w:t>
+      </w:r>
+    </w:p>
+    <w:p>
+      <w:pPr>
+        <w:spacing w:after="130"/>
+      </w:pPr>
+      <w:r>
+        <w:rPr>
+          <w:rFonts w:ascii="Calibri" w:cs="Calibri" w:eastAsia="Calibri" w:hAnsi="Calibri"/>
+          <w:sz w:val="21"/>
+          <w:szCs w:val="21"/>
+        </w:rPr>
+        <w:t xml:space="preserve">La présente renonciation ne s'étend toutefois pas aux obligations expressément maintenues en vigueur par l'article 6 du présent protocole, lesquelles demeurent pleinement opposables aux Parties. </w:t>
+      </w:r>
+      <w:r>
+        <w:rPr>
+          <w:rFonts w:ascii="Calibri" w:cs="Calibri" w:eastAsia="Calibri" w:hAnsi="Calibri"/>
+          <w:b/>
+          <w:bCs/>
+          <w:sz w:val="21"/>
+          <w:szCs w:val="21"/>
+        </w:rPr>
+        <w:t xml:space="preserve">Le maintien de ces obligations ne constitue pas une condition de la renonciation stipulée au présent article</w:t>
+      </w:r>
+      <w:r>
+        <w:rPr>
+          <w:rFonts w:ascii="Calibri" w:cs="Calibri" w:eastAsia="Calibri" w:hAnsi="Calibri"/>
+          <w:sz w:val="21"/>
+          <w:szCs w:val="21"/>
+        </w:rPr>
+        <w:t xml:space="preserve">, laquelle prend effet au seul paiement de la somme prévue à l'article 3.</w:t>
+      </w:r>
+    </w:p>
+    <w:p>
+      <w:pPr>
+        <w:spacing w:after="120" w:before="250"/>
+      </w:pPr>
+      <w:r>
+        <w:rPr>
+          <w:rFonts w:ascii="Calibri" w:cs="Calibri" w:eastAsia="Calibri" w:hAnsi="Calibri"/>
+          <w:b/>
+          <w:bCs/>
+          <w:sz w:val="23"/>
+          <w:szCs w:val="23"/>
+        </w:rPr>
+        <w:t xml:space="preserve">Article 8 — Absence de reconnaissance de faute et statut des Parties</w:t>
+      </w:r>
+    </w:p>
+    <w:p>
+      <w:pPr>
+        <w:spacing w:after="130"/>
+      </w:pPr>
+      <w:r>
+        <w:rPr>
+          <w:rFonts w:ascii="Calibri" w:cs="Calibri" w:eastAsia="Calibri" w:hAnsi="Calibri"/>
+          <w:sz w:val="21"/>
+          <w:szCs w:val="21"/>
+        </w:rPr>
+        <w:t xml:space="preserve">La présente résiliation amiable est conclue sans reconnaissance de faute, de responsabilité ou de manquement par l'une ou l'autre des Parties.</w:t>
+      </w:r>
+    </w:p>
+    <w:p>
+      <w:pPr>
+        <w:spacing w:after="130"/>
+      </w:pPr>
+      <w:r>
+        <w:rPr>
+          <w:rFonts w:ascii="Calibri" w:cs="Calibri" w:eastAsia="Calibri" w:hAnsi="Calibri"/>
+          <w:sz w:val="21"/>
+          <w:szCs w:val="21"/>
+        </w:rPr>
+        <w:t xml:space="preserve">Les Parties rappellent que la Prestataire est intervenue en qualité de </w:t>
+      </w:r>
+      <w:r>
+        <w:rPr>
+          <w:rFonts w:ascii="Calibri" w:cs="Calibri" w:eastAsia="Calibri" w:hAnsi="Calibri"/>
+          <w:b/>
+          <w:bCs/>
+          <w:sz w:val="21"/>
+          <w:szCs w:val="21"/>
+        </w:rPr>
+        <w:t xml:space="preserve">prestataire indépendante</w:t>
+      </w:r>
+      <w:r>
+        <w:rPr>
+          <w:rFonts w:ascii="Calibri" w:cs="Calibri" w:eastAsia="Calibri" w:hAnsi="Calibri"/>
+          <w:sz w:val="21"/>
+          <w:szCs w:val="21"/>
+        </w:rPr>
+        <w:t xml:space="preserve">, conformément à l'article 1 du Contrat ; qu'elle a organisé librement son temps, ses méthodes et ses moyens d'exécution ; qu'elle a utilisé ses propres moyens matériels ; qu'elle a assumé seule ses charges, cotisations et impôts ; et que leur relation n'a comporté aucun lien de subordination. Le présent protocole ne modifie pas cette qualification.</w:t>
+      </w:r>
+    </w:p>
+    <w:p>
+      <w:pPr>
+        <w:spacing w:after="130"/>
+      </w:pPr>
+      <w:r>
+        <w:rPr>
+          <w:rFonts w:ascii="Calibri" w:cs="Calibri" w:eastAsia="Calibri" w:hAnsi="Calibri"/>
+          <w:sz w:val="21"/>
+          <w:szCs w:val="21"/>
+        </w:rPr>
+        <w:t xml:space="preserve">Chaque Partie reconnaît que les conditions financières et contractuelles prévues au présent protocole résultent d'un accord librement négocié et constituent les conditions définitives de leur séparation contractuelle.</w:t>
+      </w:r>
+    </w:p>
+    <w:p>
+      <w:pPr>
+        <w:spacing w:after="120" w:before="250"/>
+      </w:pPr>
+      <w:r>
+        <w:rPr>
+          <w:rFonts w:ascii="Calibri" w:cs="Calibri" w:eastAsia="Calibri" w:hAnsi="Calibri"/>
+          <w:b/>
+          <w:bCs/>
+          <w:sz w:val="23"/>
+          <w:szCs w:val="23"/>
+        </w:rPr>
+        <w:t xml:space="preserve">Article 9 — Droit applicable et juridiction compétente</w:t>
+      </w:r>
+    </w:p>
+    <w:p>
+      <w:pPr>
+        <w:spacing w:after="130"/>
+      </w:pPr>
+      <w:r>
+        <w:rPr>
+          <w:rFonts w:ascii="Calibri" w:cs="Calibri" w:eastAsia="Calibri" w:hAnsi="Calibri"/>
+          <w:sz w:val="21"/>
+          <w:szCs w:val="21"/>
+        </w:rPr>
+        <w:t xml:space="preserve">Le présent protocole est régi par le droit malgache.</w:t>
+      </w:r>
+    </w:p>
+    <w:p>
+      <w:pPr>
+        <w:spacing w:after="130"/>
+      </w:pPr>
+      <w:r>
+        <w:rPr>
+          <w:rFonts w:ascii="Calibri" w:cs="Calibri" w:eastAsia="Calibri" w:hAnsi="Calibri"/>
+          <w:sz w:val="21"/>
+          <w:szCs w:val="21"/>
+        </w:rPr>
+        <w:t xml:space="preserve">Tout différend relatif à son interprétation, sa validité, son exécution ou sa cessation, qui ne pourrait être résolu amiablement entre les Parties, relève de la compétence des tribunaux compétents d'Antananarivo, sous réserve des règles impératives de compétence applicables.</w:t>
+      </w:r>
+    </w:p>
+    <w:p>
+      <w:pPr>
+        <w:spacing w:after="120" w:before="250"/>
+      </w:pPr>
+      <w:r>
+        <w:rPr>
+          <w:rFonts w:ascii="Calibri" w:cs="Calibri" w:eastAsia="Calibri" w:hAnsi="Calibri"/>
+          <w:b/>
+          <w:bCs/>
+          <w:sz w:val="23"/>
+          <w:szCs w:val="23"/>
+        </w:rPr>
+        <w:t xml:space="preserve">Article 10 — Dispositions finales</w:t>
+      </w:r>
+    </w:p>
+    <w:p>
+      <w:pPr>
+        <w:spacing w:after="130"/>
+      </w:pPr>
+      <w:r>
+        <w:rPr>
+          <w:rFonts w:ascii="Calibri" w:cs="Calibri" w:eastAsia="Calibri" w:hAnsi="Calibri"/>
+          <w:sz w:val="21"/>
+          <w:szCs w:val="21"/>
+        </w:rPr>
+        <w:t xml:space="preserve">Le présent protocole constitue l'accord complet des Parties concernant la cessation anticipée du Contrat et remplace tout accord, échange ou engagement antérieur ayant le même objet.</w:t>
+      </w:r>
+    </w:p>
+    <w:p>
+      <w:pPr>
+        <w:spacing w:after="130"/>
+      </w:pPr>
+      <w:r>
+        <w:rPr>
+          <w:rFonts w:ascii="Calibri" w:cs="Calibri" w:eastAsia="Calibri" w:hAnsi="Calibri"/>
+          <w:sz w:val="21"/>
+          <w:szCs w:val="21"/>
+        </w:rPr>
+        <w:t xml:space="preserve">Toute modification ou renonciation à l'une quelconque de ses dispositions devra faire l'objet d'un écrit signé par les deux Parties.</w:t>
+      </w:r>
+    </w:p>
+    <w:p>
+      <w:pPr>
+        <w:spacing w:after="130"/>
+      </w:pPr>
+      <w:r>
+        <w:rPr>
+          <w:rFonts w:ascii="Calibri" w:cs="Calibri" w:eastAsia="Calibri" w:hAnsi="Calibri"/>
+          <w:sz w:val="21"/>
+          <w:szCs w:val="21"/>
+        </w:rPr>
+        <w:t xml:space="preserve">Si l'une quelconque des stipulations du présent protocole devait être déclarée nulle ou inapplicable, les autres stipulations demeureraient pleinement en vigueur, sauf si cette nullité affectait l'économie générale du protocole.</w:t>
+      </w:r>
+    </w:p>
+    <w:p>
+      <w:pPr>
+        <w:spacing w:after="130"/>
+      </w:pPr>
+      <w:r>
+        <w:rPr>
+          <w:rFonts w:ascii="Calibri" w:cs="Calibri" w:eastAsia="Calibri" w:hAnsi="Calibri"/>
+          <w:sz w:val="21"/>
+          <w:szCs w:val="21"/>
+        </w:rPr>
+        <w:t xml:space="preserve">Les Parties déclarent avoir lu l'intégralité du présent protocole, en comprendre la portée et l'avoir accepté librement.</w:t>
+      </w:r>
+    </w:p>
+    <w:p>
+      <w:pPr>
+        <w:spacing w:after="130"/>
+      </w:pPr>
+      <w:r>
+        <w:rPr>
+          <w:rFonts w:ascii="Calibri" w:cs="Calibri" w:eastAsia="Calibri" w:hAnsi="Calibri"/>
+          <w:sz w:val="21"/>
+          <w:szCs w:val="21"/>
+        </w:rPr>
+        <w:t xml:space="preserve">Le présent protocole est établi en deux exemplaires originaux, un pour chacune des Parties.</w:t>
+      </w:r>
+    </w:p>
+    <w:p>
+      <w:pPr>
+        <w:spacing w:after="230" w:before="280"/>
+      </w:pPr>
+      <w:r>
+        <w:rPr>
+          <w:rFonts w:ascii="Calibri" w:cs="Calibri" w:eastAsia="Calibri" w:hAnsi="Calibri"/>
+          <w:sz w:val="21"/>
+          <w:szCs w:val="21"/>
+        </w:rPr>
+        <w:t xml:space="preserve">Fait à ______________________________, le ______ / ______ / 2026.</w:t>
       </w:r>
     </w:p>
     <w:tbl>
       <w:tblPr>
-        <w:tblW w:type="dxa" w:w="8800"/>
+        <w:tblW w:type="dxa" w:w="8700"/>
         <w:tblBorders>
           <w:top w:val="single" w:color="auto" w:sz="4"/>
           <w:left w:val="single" w:color="auto" w:sz="4"/>
@@ -478,8 +1336,8 @@
         </w:tblBorders>
       </w:tblPr>
       <w:tblGrid>
-        <w:gridCol w:w="4400"/>
-        <w:gridCol w:w="4400"/>
+        <w:gridCol w:w="4350"/>
+        <w:gridCol w:w="4350"/>
       </w:tblGrid>
       <w:tr>
         <w:trPr>
@@ -487,7 +1345,7 @@
         </w:trPr>
         <w:tc>
           <w:tcPr>
-            <w:tcW w:type="dxa" w:w="4400"/>
+            <w:tcW w:type="dxa" w:w="4350"/>
             <w:tcMar>
               <w:top w:type="dxa" w:w="120"/>
               <w:left w:type="dxa" w:w="140"/>
@@ -504,8 +1362,8 @@
                 <w:rFonts w:ascii="Calibri" w:cs="Calibri" w:eastAsia="Calibri" w:hAnsi="Calibri"/>
                 <w:b/>
                 <w:bCs/>
-                <w:sz w:val="22"/>
-                <w:szCs w:val="22"/>
+                <w:sz w:val="21"/>
+                <w:szCs w:val="21"/>
               </w:rPr>
               <w:t xml:space="preserve">La Société</w:t>
             </w:r>
@@ -513,7 +1371,7 @@
         </w:tc>
         <w:tc>
           <w:tcPr>
-            <w:tcW w:type="dxa" w:w="4400"/>
+            <w:tcW w:type="dxa" w:w="4350"/>
             <w:tcMar>
               <w:top w:type="dxa" w:w="120"/>
               <w:left w:type="dxa" w:w="140"/>
@@ -530,8 +1388,8 @@
                 <w:rFonts w:ascii="Calibri" w:cs="Calibri" w:eastAsia="Calibri" w:hAnsi="Calibri"/>
                 <w:b/>
                 <w:bCs/>
-                <w:sz w:val="22"/>
-                <w:szCs w:val="22"/>
+                <w:sz w:val="21"/>
+                <w:szCs w:val="21"/>
               </w:rPr>
               <w:t xml:space="preserve">La Prestataire</w:t>
             </w:r>
@@ -541,7 +1399,7 @@
       <w:tr>
         <w:tc>
           <w:tcPr>
-            <w:tcW w:type="dxa" w:w="4400"/>
+            <w:tcW w:type="dxa" w:w="4350"/>
             <w:tcMar>
               <w:top w:type="dxa" w:w="120"/>
               <w:left w:type="dxa" w:w="140"/>
@@ -551,41 +1409,41 @@
           </w:tcPr>
           <w:p>
             <w:pPr>
-              <w:spacing w:after="60"/>
+              <w:spacing w:after="50"/>
             </w:pPr>
             <w:r>
               <w:rPr>
                 <w:rFonts w:ascii="Calibri" w:cs="Calibri" w:eastAsia="Calibri" w:hAnsi="Calibri"/>
-                <w:sz w:val="22"/>
-                <w:szCs w:val="22"/>
+                <w:sz w:val="21"/>
+                <w:szCs w:val="21"/>
               </w:rPr>
               <w:t xml:space="preserve">VJUS — nom commercial Salverys</w:t>
             </w:r>
           </w:p>
           <w:p>
             <w:pPr>
-              <w:spacing w:after="60"/>
+              <w:spacing w:after="50"/>
             </w:pPr>
             <w:r>
               <w:rPr>
                 <w:rFonts w:ascii="Calibri" w:cs="Calibri" w:eastAsia="Calibri" w:hAnsi="Calibri"/>
-                <w:sz w:val="22"/>
-                <w:szCs w:val="22"/>
+                <w:sz w:val="21"/>
+                <w:szCs w:val="21"/>
               </w:rPr>
-              <w:t xml:space="preserve">Valérien Rakotosalama</w:t>
+              <w:t xml:space="preserve">Représentée par : Valérien Rakotosalama</w:t>
             </w:r>
           </w:p>
           <w:p>
             <w:pPr>
-              <w:spacing w:after="600"/>
+              <w:spacing w:after="560"/>
             </w:pPr>
             <w:r>
               <w:rPr>
                 <w:rFonts w:ascii="Calibri" w:cs="Calibri" w:eastAsia="Calibri" w:hAnsi="Calibri"/>
-                <w:sz w:val="22"/>
-                <w:szCs w:val="22"/>
+                <w:sz w:val="21"/>
+                <w:szCs w:val="21"/>
               </w:rPr>
-              <w:t xml:space="preserve">Gérant</w:t>
+              <w:t xml:space="preserve">Qualité : Gérant</w:t>
             </w:r>
           </w:p>
           <w:p>
@@ -595,8 +1453,8 @@
             <w:r>
               <w:rPr>
                 <w:rFonts w:ascii="Calibri" w:cs="Calibri" w:eastAsia="Calibri" w:hAnsi="Calibri"/>
-                <w:sz w:val="22"/>
-                <w:szCs w:val="22"/>
+                <w:sz w:val="21"/>
+                <w:szCs w:val="21"/>
               </w:rPr>
               <w:t xml:space="preserve">Signature :</w:t>
             </w:r>
@@ -604,7 +1462,7 @@
         </w:tc>
         <w:tc>
           <w:tcPr>
-            <w:tcW w:type="dxa" w:w="4400"/>
+            <w:tcW w:type="dxa" w:w="4350"/>
             <w:tcMar>
               <w:top w:type="dxa" w:w="120"/>
               <w:left w:type="dxa" w:w="140"/>
@@ -614,39 +1472,39 @@
           </w:tcPr>
           <w:p>
             <w:pPr>
-              <w:spacing w:after="60"/>
+              <w:spacing w:after="50"/>
             </w:pPr>
             <w:r>
               <w:rPr>
                 <w:rFonts w:ascii="Calibri" w:cs="Calibri" w:eastAsia="Calibri" w:hAnsi="Calibri"/>
-                <w:sz w:val="22"/>
-                <w:szCs w:val="22"/>
+                <w:sz w:val="21"/>
+                <w:szCs w:val="21"/>
               </w:rPr>
-              <w:t xml:space="preserve">Vololoniaina Randrianasinoro</w:t>
+              <w:t xml:space="preserve">Mme Vololoniaina Randrianasinoro</w:t>
             </w:r>
           </w:p>
           <w:p>
             <w:pPr>
-              <w:spacing w:after="60"/>
+              <w:spacing w:after="50"/>
             </w:pPr>
             <w:r>
               <w:rPr>
                 <w:rFonts w:ascii="Calibri" w:cs="Calibri" w:eastAsia="Calibri" w:hAnsi="Calibri"/>
-                <w:sz w:val="22"/>
-                <w:szCs w:val="22"/>
+                <w:sz w:val="21"/>
+                <w:szCs w:val="21"/>
               </w:rPr>
-              <w:t xml:space="preserve">Consultante indépendante</w:t>
+              <w:t xml:space="preserve">Qualité : Consultante indépendante</w:t>
             </w:r>
           </w:p>
           <w:p>
             <w:pPr>
-              <w:spacing w:after="600"/>
+              <w:spacing w:after="560"/>
             </w:pPr>
             <w:r>
               <w:rPr>
                 <w:rFonts w:ascii="Calibri" w:cs="Calibri" w:eastAsia="Calibri" w:hAnsi="Calibri"/>
-                <w:sz w:val="22"/>
-                <w:szCs w:val="22"/>
+                <w:sz w:val="21"/>
+                <w:szCs w:val="21"/>
               </w:rPr>
               <w:t xml:space="preserve"/>
             </w:r>
@@ -658,8 +1516,8 @@
             <w:r>
               <w:rPr>
                 <w:rFonts w:ascii="Calibri" w:cs="Calibri" w:eastAsia="Calibri" w:hAnsi="Calibri"/>
-                <w:sz w:val="22"/>
-                <w:szCs w:val="22"/>
+                <w:sz w:val="21"/>
+                <w:szCs w:val="21"/>
               </w:rPr>
               <w:t xml:space="preserve">Signature :</w:t>
             </w:r>
@@ -669,7 +1527,7 @@
     </w:tbl>
     <w:p>
       <w:pPr>
-        <w:spacing w:before="260"/>
+        <w:spacing w:before="230"/>
       </w:pPr>
       <w:r>
         <w:rPr>
@@ -679,12 +1537,12 @@
           <w:sz w:val="20"/>
           <w:szCs w:val="20"/>
         </w:rPr>
-        <w:t xml:space="preserve">Mention manuscrite pour chaque Partie : « Lu et approuvé, bon pour accord ».</w:t>
+        <w:t xml:space="preserve">Mention manuscrite à apposer par chacune des Parties : « Lu et approuvé, bon pour accord. »</w:t>
       </w:r>
     </w:p>
     <w:sectPr>
       <w:pgSz w:w="11906" w:h="16838" w:orient="portrait"/>
-      <w:pgMar w:top="1100" w:right="1200" w:bottom="1100" w:left="1200" w:header="708" w:footer="708" w:gutter="0"/>
+      <w:pgMar w:top="1000" w:right="1150" w:bottom="1000" w:left="1150" w:header="708" w:footer="708" w:gutter="0"/>
       <w:pgNumType/>
       <w:docGrid w:linePitch="360"/>
     </w:sectPr>
@@ -871,8 +1729,8 @@
     <w:rPrDefault>
       <w:rPr>
         <w:rFonts w:ascii="Calibri" w:cs="Calibri" w:eastAsia="Calibri" w:hAnsi="Calibri"/>
-        <w:sz w:val="22"/>
-        <w:szCs w:val="22"/>
+        <w:sz w:val="21"/>
+        <w:szCs w:val="21"/>
       </w:rPr>
     </w:rPrDefault>
     <w:pPrDefault/>

--- a/07-Recrutement-Vivier/PROTOCOLE-RESILIATION-AMIABLE-VIV0010.docx
+++ b/07-Recrutement-Vivier/PROTOCOLE-RESILIATION-AMIABLE-VIV0010.docx
@@ -387,25 +387,105 @@
           <w:sz w:val="21"/>
           <w:szCs w:val="21"/>
         </w:rPr>
-        <w:t xml:space="preserve">Ce règlement interviendra sur émission de la facture de la Prestataire, dans les conditions prévues à l'article 5.2 du Contrat. </w:t>
-      </w:r>
-      <w:r>
-        <w:rPr>
-          <w:rFonts w:ascii="Calibri" w:cs="Calibri" w:eastAsia="Calibri" w:hAnsi="Calibri"/>
-          <w:b/>
-          <w:bCs/>
-          <w:sz w:val="21"/>
-          <w:szCs w:val="21"/>
-        </w:rPr>
-        <w:t xml:space="preserve">À défaut d'émission de cette facture dans les quinze (15) jours suivant la signature du présent protocole</w:t>
-      </w:r>
-      <w:r>
-        <w:rPr>
-          <w:rFonts w:ascii="Calibri" w:cs="Calibri" w:eastAsia="Calibri" w:hAnsi="Calibri"/>
-          <w:sz w:val="21"/>
-          <w:szCs w:val="21"/>
-        </w:rPr>
-        <w:t xml:space="preserve">, la Société pourra procéder au règlement sur simple ordre de virement, aux dernières coordonnées de paiement communiquées par la Prestataire, ce paiement produisant alors les mêmes effets libératoires que s'il avait été précédé d'une facture.</w:t>
+        <w:t xml:space="preserve">Ce règlement sera effectué </w:t>
+      </w:r>
+      <w:r>
+        <w:rPr>
+          <w:rFonts w:ascii="Calibri" w:cs="Calibri" w:eastAsia="Calibri" w:hAnsi="Calibri"/>
+          <w:b/>
+          <w:bCs/>
+          <w:sz w:val="21"/>
+          <w:szCs w:val="21"/>
+        </w:rPr>
+        <w:t xml:space="preserve">par MVola</w:t>
+      </w:r>
+      <w:r>
+        <w:rPr>
+          <w:rFonts w:ascii="Calibri" w:cs="Calibri" w:eastAsia="Calibri" w:hAnsi="Calibri"/>
+          <w:sz w:val="21"/>
+          <w:szCs w:val="21"/>
+        </w:rPr>
+        <w:t xml:space="preserve">, au numéro de compte communiqué par la Prestataire, conformément à l'article 5.3 du Contrat qui admet ce moyen de paiement, </w:t>
+      </w:r>
+      <w:r>
+        <w:rPr>
+          <w:rFonts w:ascii="Calibri" w:cs="Calibri" w:eastAsia="Calibri" w:hAnsi="Calibri"/>
+          <w:b/>
+          <w:bCs/>
+          <w:sz w:val="21"/>
+          <w:szCs w:val="21"/>
+        </w:rPr>
+        <w:t xml:space="preserve">au plus tard le vendredi 28 août 2026</w:t>
+      </w:r>
+      <w:r>
+        <w:rPr>
+          <w:rFonts w:ascii="Calibri" w:cs="Calibri" w:eastAsia="Calibri" w:hAnsi="Calibri"/>
+          <w:sz w:val="21"/>
+          <w:szCs w:val="21"/>
+        </w:rPr>
+        <w:t xml:space="preserve">, sous réserve que le présent protocole ait été accepté par la Prestataire au plus tard à cette même date dans les formes prévues à l'article 10.</w:t>
+      </w:r>
+    </w:p>
+    <w:p>
+      <w:pPr>
+        <w:spacing w:after="130"/>
+      </w:pPr>
+      <w:r>
+        <w:rPr>
+          <w:rFonts w:ascii="Calibri" w:cs="Calibri" w:eastAsia="Calibri" w:hAnsi="Calibri"/>
+          <w:sz w:val="21"/>
+          <w:szCs w:val="21"/>
+        </w:rPr>
+        <w:t xml:space="preserve">À défaut d'acceptation dans ce délai, le présent protocole sera </w:t>
+      </w:r>
+      <w:r>
+        <w:rPr>
+          <w:rFonts w:ascii="Calibri" w:cs="Calibri" w:eastAsia="Calibri" w:hAnsi="Calibri"/>
+          <w:b/>
+          <w:bCs/>
+          <w:sz w:val="21"/>
+          <w:szCs w:val="21"/>
+        </w:rPr>
+        <w:t xml:space="preserve">réputé caduc</w:t>
+      </w:r>
+      <w:r>
+        <w:rPr>
+          <w:rFonts w:ascii="Calibri" w:cs="Calibri" w:eastAsia="Calibri" w:hAnsi="Calibri"/>
+          <w:sz w:val="21"/>
+          <w:szCs w:val="21"/>
+        </w:rPr>
+        <w:t xml:space="preserve"> et ne produira aucun effet, sans qu'il soit besoin d'aucune formalité.</w:t>
+      </w:r>
+    </w:p>
+    <w:p>
+      <w:pPr>
+        <w:spacing w:after="130"/>
+      </w:pPr>
+      <w:r>
+        <w:rPr>
+          <w:rFonts w:ascii="Calibri" w:cs="Calibri" w:eastAsia="Calibri" w:hAnsi="Calibri"/>
+          <w:sz w:val="21"/>
+          <w:szCs w:val="21"/>
+        </w:rPr>
+        <w:t xml:space="preserve">Les Parties conviennent expressément </w:t>
+      </w:r>
+      <w:r>
+        <w:rPr>
+          <w:rFonts w:ascii="Calibri" w:cs="Calibri" w:eastAsia="Calibri" w:hAnsi="Calibri"/>
+          <w:b/>
+          <w:bCs/>
+          <w:sz w:val="21"/>
+          <w:szCs w:val="21"/>
+        </w:rPr>
+        <w:t xml:space="preserve">qu'aucune facture ne sera émise</w:t>
+      </w:r>
+      <w:r>
+        <w:rPr>
+          <w:rFonts w:ascii="Calibri" w:cs="Calibri" w:eastAsia="Calibri" w:hAnsi="Calibri"/>
+          <w:sz w:val="21"/>
+          <w:szCs w:val="21"/>
+        </w:rPr>
+        <w:t xml:space="preserve"> au titre de ce règlement, le présent protocole et le justificatif de transaction MVola tenant lieu de pièce justificative du paiement pour l'une et l'autre des Parties.</w:t>
       </w:r>
     </w:p>
     <w:p>
@@ -1242,7 +1322,115 @@
           <w:sz w:val="23"/>
           <w:szCs w:val="23"/>
         </w:rPr>
-        <w:t xml:space="preserve">Article 10 — Dispositions finales</w:t>
+        <w:t xml:space="preserve">Article 10 — Acceptation et signature électronique</w:t>
+      </w:r>
+    </w:p>
+    <w:p>
+      <w:pPr>
+        <w:spacing w:after="130"/>
+      </w:pPr>
+      <w:r>
+        <w:rPr>
+          <w:rFonts w:ascii="Calibri" w:cs="Calibri" w:eastAsia="Calibri" w:hAnsi="Calibri"/>
+          <w:sz w:val="21"/>
+          <w:szCs w:val="21"/>
+        </w:rPr>
+        <w:t xml:space="preserve">Les Parties conviennent que le présent protocole pourra être valablement accepté par la Prestataire </w:t>
+      </w:r>
+      <w:r>
+        <w:rPr>
+          <w:rFonts w:ascii="Calibri" w:cs="Calibri" w:eastAsia="Calibri" w:hAnsi="Calibri"/>
+          <w:b/>
+          <w:bCs/>
+          <w:sz w:val="21"/>
+          <w:szCs w:val="21"/>
+        </w:rPr>
+        <w:t xml:space="preserve">au moyen d'un courriel de réponse</w:t>
+      </w:r>
+      <w:r>
+        <w:rPr>
+          <w:rFonts w:ascii="Calibri" w:cs="Calibri" w:eastAsia="Calibri" w:hAnsi="Calibri"/>
+          <w:sz w:val="21"/>
+          <w:szCs w:val="21"/>
+        </w:rPr>
+        <w:t xml:space="preserve"> adressé depuis son adresse électronique randrianasinoro@gmail.com et comportant la mention suivante :</w:t>
+      </w:r>
+    </w:p>
+    <w:p>
+      <w:pPr>
+        <w:spacing w:after="130" w:before="60"/>
+        <w:ind w:left="420"/>
+      </w:pPr>
+      <w:r>
+        <w:rPr>
+          <w:rFonts w:ascii="Calibri" w:cs="Calibri" w:eastAsia="Calibri" w:hAnsi="Calibri"/>
+          <w:b/>
+          <w:bCs/>
+          <w:i/>
+          <w:iCs/>
+          <w:sz w:val="21"/>
+          <w:szCs w:val="21"/>
+        </w:rPr>
+        <w:t xml:space="preserve">« Lu et approuvé, bon pour accord sur le protocole de résiliation amiable du contrat du 30 juin 2026. »</w:t>
+      </w:r>
+    </w:p>
+    <w:p>
+      <w:pPr>
+        <w:spacing w:after="130"/>
+      </w:pPr>
+      <w:r>
+        <w:rPr>
+          <w:rFonts w:ascii="Calibri" w:cs="Calibri" w:eastAsia="Calibri" w:hAnsi="Calibri"/>
+          <w:sz w:val="21"/>
+          <w:szCs w:val="21"/>
+        </w:rPr>
+        <w:t xml:space="preserve">Les Parties conviennent expressément de </w:t>
+      </w:r>
+      <w:r>
+        <w:rPr>
+          <w:rFonts w:ascii="Calibri" w:cs="Calibri" w:eastAsia="Calibri" w:hAnsi="Calibri"/>
+          <w:b/>
+          <w:bCs/>
+          <w:sz w:val="21"/>
+          <w:szCs w:val="21"/>
+        </w:rPr>
+        <w:t xml:space="preserve">conférer à ce courriel la valeur d'une signature</w:t>
+      </w:r>
+      <w:r>
+        <w:rPr>
+          <w:rFonts w:ascii="Calibri" w:cs="Calibri" w:eastAsia="Calibri" w:hAnsi="Calibri"/>
+          <w:sz w:val="21"/>
+          <w:szCs w:val="21"/>
+        </w:rPr>
+        <w:t xml:space="preserve">, engageant la Prestataire au même titre qu'une signature manuscrite apposée au bas des présentes. La date de réception de ce courriel par la Société constitue la date de signature et la Date d'effet au sens de l'article 2.</w:t>
+      </w:r>
+    </w:p>
+    <w:p>
+      <w:pPr>
+        <w:spacing w:after="130"/>
+      </w:pPr>
+      <w:r>
+        <w:rPr>
+          <w:rFonts w:ascii="Calibri" w:cs="Calibri" w:eastAsia="Calibri" w:hAnsi="Calibri"/>
+          <w:sz w:val="21"/>
+          <w:szCs w:val="21"/>
+        </w:rPr>
+        <w:t xml:space="preserve">La signature manuscrite des exemplaires papier pourra être régularisée ultérieurement, sans que cette régularisation conditionne la validité, la prise d'effet ou l'exécution du présent protocole.</w:t>
+      </w:r>
+    </w:p>
+    <w:p>
+      <w:pPr>
+        <w:spacing w:after="120" w:before="250"/>
+      </w:pPr>
+      <w:r>
+        <w:rPr>
+          <w:rFonts w:ascii="Calibri" w:cs="Calibri" w:eastAsia="Calibri" w:hAnsi="Calibri"/>
+          <w:b/>
+          <w:bCs/>
+          <w:sz w:val="23"/>
+          <w:szCs w:val="23"/>
+        </w:rPr>
+        <w:t xml:space="preserve">Article 11 — Dispositions finales</w:t>
       </w:r>
     </w:p>
     <w:p>
